--- a/LABlogbook.docx
+++ b/LABlogbook.docx
@@ -123,12 +123,103 @@
           <w:u w:val="single"/>
         </w:rPr>
       </w:pPr>
-      <w:r>
-        <w:rPr>
-          <w:sz w:val="44"/>
-          <w:szCs w:val="44"/>
-          <w:u w:val="single"/>
-        </w:rPr>
+    </w:p>
+    <w:p>
+      <w:pPr>
+        <w:jc w:val="both"/>
+        <w:rPr>
+          <w:sz w:val="44"/>
+          <w:szCs w:val="44"/>
+          <w:u w:val="single"/>
+        </w:rPr>
+      </w:pPr>
+    </w:p>
+    <w:p>
+      <w:pPr>
+        <w:jc w:val="both"/>
+        <w:rPr>
+          <w:sz w:val="44"/>
+          <w:szCs w:val="44"/>
+          <w:u w:val="single"/>
+        </w:rPr>
+      </w:pPr>
+    </w:p>
+    <w:p>
+      <w:pPr>
+        <w:jc w:val="both"/>
+        <w:rPr>
+          <w:sz w:val="44"/>
+          <w:szCs w:val="44"/>
+          <w:u w:val="single"/>
+        </w:rPr>
+      </w:pPr>
+    </w:p>
+    <w:p>
+      <w:pPr>
+        <w:jc w:val="both"/>
+        <w:rPr>
+          <w:sz w:val="44"/>
+          <w:szCs w:val="44"/>
+          <w:u w:val="single"/>
+        </w:rPr>
+      </w:pPr>
+    </w:p>
+    <w:p>
+      <w:pPr>
+        <w:jc w:val="both"/>
+        <w:rPr>
+          <w:sz w:val="44"/>
+          <w:szCs w:val="44"/>
+          <w:u w:val="single"/>
+        </w:rPr>
+      </w:pPr>
+    </w:p>
+    <w:p>
+      <w:pPr>
+        <w:jc w:val="both"/>
+        <w:rPr>
+          <w:sz w:val="44"/>
+          <w:szCs w:val="44"/>
+          <w:u w:val="single"/>
+        </w:rPr>
+      </w:pPr>
+    </w:p>
+    <w:p>
+      <w:pPr>
+        <w:jc w:val="both"/>
+        <w:rPr>
+          <w:sz w:val="44"/>
+          <w:szCs w:val="44"/>
+          <w:u w:val="single"/>
+        </w:rPr>
+      </w:pPr>
+    </w:p>
+    <w:p>
+      <w:pPr>
+        <w:jc w:val="both"/>
+        <w:rPr>
+          <w:sz w:val="44"/>
+          <w:szCs w:val="44"/>
+          <w:u w:val="single"/>
+        </w:rPr>
+      </w:pPr>
+    </w:p>
+    <w:p>
+      <w:pPr>
+        <w:jc w:val="both"/>
+        <w:rPr>
+          <w:sz w:val="44"/>
+          <w:szCs w:val="44"/>
+          <w:u w:val="single"/>
+        </w:rPr>
+      </w:pPr>
+      <w:r>
+        <w:rPr>
+          <w:sz w:val="44"/>
+          <w:szCs w:val="44"/>
+          <w:u w:val="single"/>
+        </w:rPr>
+        <w:lastRenderedPageBreak/>
         <w:t>Lab 2</w:t>
       </w:r>
     </w:p>
@@ -141,6 +232,65 @@
           <w:u w:val="single"/>
         </w:rPr>
       </w:pPr>
+      <w:r>
+        <w:rPr>
+          <w:noProof/>
+          <w:sz w:val="44"/>
+          <w:szCs w:val="44"/>
+          <w:u w:val="single"/>
+        </w:rPr>
+        <w:drawing>
+          <wp:inline distT="0" distB="0" distL="0" distR="0" wp14:anchorId="4DCB6008" wp14:editId="1CBB3A44">
+            <wp:extent cx="5731510" cy="4993005"/>
+            <wp:effectExtent l="0" t="0" r="2540" b="0"/>
+            <wp:docPr id="409853590" name="Picture 1"/>
+            <wp:cNvGraphicFramePr>
+              <a:graphicFrameLocks xmlns:a="http://schemas.openxmlformats.org/drawingml/2006/main" noChangeAspect="1"/>
+            </wp:cNvGraphicFramePr>
+            <a:graphic xmlns:a="http://schemas.openxmlformats.org/drawingml/2006/main">
+              <a:graphicData uri="http://schemas.openxmlformats.org/drawingml/2006/picture">
+                <pic:pic xmlns:pic="http://schemas.openxmlformats.org/drawingml/2006/picture">
+                  <pic:nvPicPr>
+                    <pic:cNvPr id="409853590" name="Picture 409853590"/>
+                    <pic:cNvPicPr/>
+                  </pic:nvPicPr>
+                  <pic:blipFill>
+                    <a:blip r:embed="rId5">
+                      <a:extLst>
+                        <a:ext uri="{28A0092B-C50C-407E-A947-70E740481C1C}">
+                          <a14:useLocalDpi xmlns:a14="http://schemas.microsoft.com/office/drawing/2010/main" val="0"/>
+                        </a:ext>
+                      </a:extLst>
+                    </a:blip>
+                    <a:stretch>
+                      <a:fillRect/>
+                    </a:stretch>
+                  </pic:blipFill>
+                  <pic:spPr>
+                    <a:xfrm>
+                      <a:off x="0" y="0"/>
+                      <a:ext cx="5731510" cy="4993005"/>
+                    </a:xfrm>
+                    <a:prstGeom prst="rect">
+                      <a:avLst/>
+                    </a:prstGeom>
+                  </pic:spPr>
+                </pic:pic>
+              </a:graphicData>
+            </a:graphic>
+          </wp:inline>
+        </w:drawing>
+      </w:r>
+    </w:p>
+    <w:p>
+      <w:pPr>
+        <w:jc w:val="both"/>
+        <w:rPr>
+          <w:sz w:val="44"/>
+          <w:szCs w:val="44"/>
+          <w:u w:val="single"/>
+        </w:rPr>
+      </w:pPr>
     </w:p>
     <w:p>
       <w:pPr>
@@ -241,6 +391,7 @@
           <w:szCs w:val="44"/>
           <w:u w:val="single"/>
         </w:rPr>
+        <w:lastRenderedPageBreak/>
         <w:t>Lab 6</w:t>
       </w:r>
     </w:p>

--- a/LABlogbook.docx
+++ b/LABlogbook.docx
@@ -113,86 +113,126 @@
           <w:u w:val="single"/>
         </w:rPr>
       </w:pPr>
-    </w:p>
-    <w:p>
-      <w:pPr>
-        <w:jc w:val="both"/>
-        <w:rPr>
-          <w:sz w:val="44"/>
-          <w:szCs w:val="44"/>
-          <w:u w:val="single"/>
-        </w:rPr>
-      </w:pPr>
-    </w:p>
-    <w:p>
-      <w:pPr>
-        <w:jc w:val="both"/>
-        <w:rPr>
-          <w:sz w:val="44"/>
-          <w:szCs w:val="44"/>
-          <w:u w:val="single"/>
-        </w:rPr>
-      </w:pPr>
-    </w:p>
-    <w:p>
-      <w:pPr>
-        <w:jc w:val="both"/>
-        <w:rPr>
-          <w:sz w:val="44"/>
-          <w:szCs w:val="44"/>
-          <w:u w:val="single"/>
-        </w:rPr>
-      </w:pPr>
-    </w:p>
-    <w:p>
-      <w:pPr>
-        <w:jc w:val="both"/>
-        <w:rPr>
-          <w:sz w:val="44"/>
-          <w:szCs w:val="44"/>
-          <w:u w:val="single"/>
-        </w:rPr>
-      </w:pPr>
-    </w:p>
-    <w:p>
-      <w:pPr>
-        <w:jc w:val="both"/>
-        <w:rPr>
-          <w:sz w:val="44"/>
-          <w:szCs w:val="44"/>
-          <w:u w:val="single"/>
-        </w:rPr>
-      </w:pPr>
-    </w:p>
-    <w:p>
-      <w:pPr>
-        <w:jc w:val="both"/>
-        <w:rPr>
-          <w:sz w:val="44"/>
-          <w:szCs w:val="44"/>
-          <w:u w:val="single"/>
-        </w:rPr>
-      </w:pPr>
-    </w:p>
-    <w:p>
-      <w:pPr>
-        <w:jc w:val="both"/>
-        <w:rPr>
-          <w:sz w:val="44"/>
-          <w:szCs w:val="44"/>
-          <w:u w:val="single"/>
-        </w:rPr>
-      </w:pPr>
-    </w:p>
-    <w:p>
-      <w:pPr>
-        <w:jc w:val="both"/>
-        <w:rPr>
-          <w:sz w:val="44"/>
-          <w:szCs w:val="44"/>
-          <w:u w:val="single"/>
-        </w:rPr>
-      </w:pPr>
+      <w:r>
+        <w:rPr>
+          <w:sz w:val="44"/>
+          <w:szCs w:val="44"/>
+          <w:u w:val="single"/>
+        </w:rPr>
+        <w:t>Lab 2</w:t>
+      </w:r>
+    </w:p>
+    <w:p>
+      <w:pPr>
+        <w:jc w:val="both"/>
+        <w:rPr>
+          <w:sz w:val="44"/>
+          <w:szCs w:val="44"/>
+          <w:u w:val="single"/>
+        </w:rPr>
+      </w:pPr>
+    </w:p>
+    <w:p>
+      <w:pPr>
+        <w:jc w:val="both"/>
+        <w:rPr>
+          <w:sz w:val="44"/>
+          <w:szCs w:val="44"/>
+          <w:u w:val="single"/>
+        </w:rPr>
+      </w:pPr>
+      <w:r>
+        <w:rPr>
+          <w:sz w:val="44"/>
+          <w:szCs w:val="44"/>
+          <w:u w:val="single"/>
+        </w:rPr>
+        <w:t>Lab 3</w:t>
+      </w:r>
+    </w:p>
+    <w:p>
+      <w:pPr>
+        <w:jc w:val="both"/>
+        <w:rPr>
+          <w:sz w:val="44"/>
+          <w:szCs w:val="44"/>
+          <w:u w:val="single"/>
+        </w:rPr>
+      </w:pPr>
+    </w:p>
+    <w:p>
+      <w:pPr>
+        <w:jc w:val="both"/>
+        <w:rPr>
+          <w:sz w:val="44"/>
+          <w:szCs w:val="44"/>
+          <w:u w:val="single"/>
+        </w:rPr>
+      </w:pPr>
+      <w:r>
+        <w:rPr>
+          <w:sz w:val="44"/>
+          <w:szCs w:val="44"/>
+          <w:u w:val="single"/>
+        </w:rPr>
+        <w:t>Lab 4</w:t>
+      </w:r>
+    </w:p>
+    <w:p>
+      <w:pPr>
+        <w:jc w:val="both"/>
+        <w:rPr>
+          <w:sz w:val="44"/>
+          <w:szCs w:val="44"/>
+          <w:u w:val="single"/>
+        </w:rPr>
+      </w:pPr>
+    </w:p>
+    <w:p>
+      <w:pPr>
+        <w:jc w:val="both"/>
+        <w:rPr>
+          <w:sz w:val="44"/>
+          <w:szCs w:val="44"/>
+          <w:u w:val="single"/>
+        </w:rPr>
+      </w:pPr>
+      <w:r>
+        <w:rPr>
+          <w:sz w:val="44"/>
+          <w:szCs w:val="44"/>
+          <w:u w:val="single"/>
+        </w:rPr>
+        <w:t>Lab 5</w:t>
+      </w:r>
+    </w:p>
+    <w:p>
+      <w:pPr>
+        <w:jc w:val="both"/>
+        <w:rPr>
+          <w:sz w:val="44"/>
+          <w:szCs w:val="44"/>
+          <w:u w:val="single"/>
+        </w:rPr>
+      </w:pPr>
+    </w:p>
+    <w:p>
+      <w:pPr>
+        <w:jc w:val="both"/>
+        <w:rPr>
+          <w:sz w:val="44"/>
+          <w:szCs w:val="44"/>
+          <w:u w:val="single"/>
+        </w:rPr>
+      </w:pPr>
+      <w:r>
+        <w:rPr>
+          <w:sz w:val="44"/>
+          <w:szCs w:val="44"/>
+          <w:u w:val="single"/>
+        </w:rPr>
+        <w:t>Lab 6</w:t>
+      </w:r>
     </w:p>
     <w:p>
       <w:pPr>
@@ -220,206 +260,6 @@
           <w:u w:val="single"/>
         </w:rPr>
         <w:lastRenderedPageBreak/>
-        <w:t>Lab 2</w:t>
-      </w:r>
-    </w:p>
-    <w:p>
-      <w:pPr>
-        <w:jc w:val="both"/>
-        <w:rPr>
-          <w:sz w:val="44"/>
-          <w:szCs w:val="44"/>
-          <w:u w:val="single"/>
-        </w:rPr>
-      </w:pPr>
-      <w:r>
-        <w:rPr>
-          <w:noProof/>
-          <w:sz w:val="44"/>
-          <w:szCs w:val="44"/>
-          <w:u w:val="single"/>
-        </w:rPr>
-        <w:drawing>
-          <wp:inline distT="0" distB="0" distL="0" distR="0" wp14:anchorId="4DCB6008" wp14:editId="1CBB3A44">
-            <wp:extent cx="5731510" cy="4993005"/>
-            <wp:effectExtent l="0" t="0" r="2540" b="0"/>
-            <wp:docPr id="409853590" name="Picture 1"/>
-            <wp:cNvGraphicFramePr>
-              <a:graphicFrameLocks xmlns:a="http://schemas.openxmlformats.org/drawingml/2006/main" noChangeAspect="1"/>
-            </wp:cNvGraphicFramePr>
-            <a:graphic xmlns:a="http://schemas.openxmlformats.org/drawingml/2006/main">
-              <a:graphicData uri="http://schemas.openxmlformats.org/drawingml/2006/picture">
-                <pic:pic xmlns:pic="http://schemas.openxmlformats.org/drawingml/2006/picture">
-                  <pic:nvPicPr>
-                    <pic:cNvPr id="409853590" name="Picture 409853590"/>
-                    <pic:cNvPicPr/>
-                  </pic:nvPicPr>
-                  <pic:blipFill>
-                    <a:blip r:embed="rId5">
-                      <a:extLst>
-                        <a:ext uri="{28A0092B-C50C-407E-A947-70E740481C1C}">
-                          <a14:useLocalDpi xmlns:a14="http://schemas.microsoft.com/office/drawing/2010/main" val="0"/>
-                        </a:ext>
-                      </a:extLst>
-                    </a:blip>
-                    <a:stretch>
-                      <a:fillRect/>
-                    </a:stretch>
-                  </pic:blipFill>
-                  <pic:spPr>
-                    <a:xfrm>
-                      <a:off x="0" y="0"/>
-                      <a:ext cx="5731510" cy="4993005"/>
-                    </a:xfrm>
-                    <a:prstGeom prst="rect">
-                      <a:avLst/>
-                    </a:prstGeom>
-                  </pic:spPr>
-                </pic:pic>
-              </a:graphicData>
-            </a:graphic>
-          </wp:inline>
-        </w:drawing>
-      </w:r>
-    </w:p>
-    <w:p>
-      <w:pPr>
-        <w:jc w:val="both"/>
-        <w:rPr>
-          <w:sz w:val="44"/>
-          <w:szCs w:val="44"/>
-          <w:u w:val="single"/>
-        </w:rPr>
-      </w:pPr>
-    </w:p>
-    <w:p>
-      <w:pPr>
-        <w:jc w:val="both"/>
-        <w:rPr>
-          <w:sz w:val="44"/>
-          <w:szCs w:val="44"/>
-          <w:u w:val="single"/>
-        </w:rPr>
-      </w:pPr>
-      <w:r>
-        <w:rPr>
-          <w:sz w:val="44"/>
-          <w:szCs w:val="44"/>
-          <w:u w:val="single"/>
-        </w:rPr>
-        <w:t>Lab 3</w:t>
-      </w:r>
-    </w:p>
-    <w:p>
-      <w:pPr>
-        <w:jc w:val="both"/>
-        <w:rPr>
-          <w:sz w:val="44"/>
-          <w:szCs w:val="44"/>
-          <w:u w:val="single"/>
-        </w:rPr>
-      </w:pPr>
-    </w:p>
-    <w:p>
-      <w:pPr>
-        <w:jc w:val="both"/>
-        <w:rPr>
-          <w:sz w:val="44"/>
-          <w:szCs w:val="44"/>
-          <w:u w:val="single"/>
-        </w:rPr>
-      </w:pPr>
-      <w:r>
-        <w:rPr>
-          <w:sz w:val="44"/>
-          <w:szCs w:val="44"/>
-          <w:u w:val="single"/>
-        </w:rPr>
-        <w:t>Lab 4</w:t>
-      </w:r>
-    </w:p>
-    <w:p>
-      <w:pPr>
-        <w:jc w:val="both"/>
-        <w:rPr>
-          <w:sz w:val="44"/>
-          <w:szCs w:val="44"/>
-          <w:u w:val="single"/>
-        </w:rPr>
-      </w:pPr>
-    </w:p>
-    <w:p>
-      <w:pPr>
-        <w:jc w:val="both"/>
-        <w:rPr>
-          <w:sz w:val="44"/>
-          <w:szCs w:val="44"/>
-          <w:u w:val="single"/>
-        </w:rPr>
-      </w:pPr>
-      <w:r>
-        <w:rPr>
-          <w:sz w:val="44"/>
-          <w:szCs w:val="44"/>
-          <w:u w:val="single"/>
-        </w:rPr>
-        <w:t>Lab 5</w:t>
-      </w:r>
-    </w:p>
-    <w:p>
-      <w:pPr>
-        <w:jc w:val="both"/>
-        <w:rPr>
-          <w:sz w:val="44"/>
-          <w:szCs w:val="44"/>
-          <w:u w:val="single"/>
-        </w:rPr>
-      </w:pPr>
-    </w:p>
-    <w:p>
-      <w:pPr>
-        <w:jc w:val="both"/>
-        <w:rPr>
-          <w:sz w:val="44"/>
-          <w:szCs w:val="44"/>
-          <w:u w:val="single"/>
-        </w:rPr>
-      </w:pPr>
-      <w:r>
-        <w:rPr>
-          <w:sz w:val="44"/>
-          <w:szCs w:val="44"/>
-          <w:u w:val="single"/>
-        </w:rPr>
-        <w:lastRenderedPageBreak/>
-        <w:t>Lab 6</w:t>
-      </w:r>
-    </w:p>
-    <w:p>
-      <w:pPr>
-        <w:jc w:val="both"/>
-        <w:rPr>
-          <w:sz w:val="44"/>
-          <w:szCs w:val="44"/>
-          <w:u w:val="single"/>
-        </w:rPr>
-      </w:pPr>
-    </w:p>
-    <w:p>
-      <w:pPr>
-        <w:jc w:val="both"/>
-        <w:rPr>
-          <w:sz w:val="44"/>
-          <w:szCs w:val="44"/>
-          <w:u w:val="single"/>
-        </w:rPr>
-      </w:pPr>
-      <w:r>
-        <w:rPr>
-          <w:sz w:val="44"/>
-          <w:szCs w:val="44"/>
-          <w:u w:val="single"/>
-        </w:rPr>
         <w:t>Lab 7</w:t>
       </w:r>
     </w:p>
